--- a/projects/valuepickr-open-screen/docs/Unihealth Hospitals Ltd.docx
+++ b/projects/valuepickr-open-screen/docs/Unihealth Hospitals Ltd.docx
@@ -259,6 +259,590 @@
         <w:spacing w:after="120" w:before="280"/>
       </w:pPr>
       <w:r>
+        <w:t xml:space="preserve">Guidance &amp; Expectation Gap</w:t>
+      </w:r>
+    </w:p>
+    <w:p>
+      <w:pPr>
+        <w:spacing w:after="120"/>
+      </w:pPr>
+      <w:r>
+        <w:rPr>
+          <w:i/>
+          <w:iCs/>
+          <w:color w:val="666666"/>
+          <w:sz w:val="18"/>
+          <w:szCs w:val="18"/>
+        </w:rPr>
+        <w:t xml:space="preserve">Management guidance decoded into commitments, graded on the expectation → action → operational → commercial → financial ladder, then compared to what the current price appears to assume. Method: playbook/guidance-and-expectation-gap.md.</w:t>
+      </w:r>
+    </w:p>
+    <w:p>
+      <w:pPr>
+        <w:spacing w:after="120"/>
+      </w:pPr>
+      <w:r>
+        <w:rPr>
+          <w:b/>
+          <w:bCs/>
+          <w:sz w:val="20"/>
+          <w:szCs w:val="20"/>
+        </w:rPr>
+        <w:t xml:space="preserve">Market expectation vs. our path:</w:t>
+      </w:r>
+    </w:p>
+    <w:tbl>
+      <w:tblPr>
+        <w:tblW w:type="dxa" w:w="9000"/>
+        <w:tblBorders>
+          <w:top w:val="single" w:color="auto" w:sz="4"/>
+          <w:left w:val="single" w:color="auto" w:sz="4"/>
+          <w:bottom w:val="single" w:color="auto" w:sz="4"/>
+          <w:right w:val="single" w:color="auto" w:sz="4"/>
+          <w:insideH w:val="single" w:color="auto" w:sz="4"/>
+          <w:insideV w:val="single" w:color="auto" w:sz="4"/>
+        </w:tblBorders>
+      </w:tblPr>
+      <w:tblGrid>
+        <w:gridCol w:w="3200"/>
+        <w:gridCol w:w="5800"/>
+      </w:tblGrid>
+      <w:tr>
+        <w:tc>
+          <w:tcPr>
+            <w:tcW w:type="dxa" w:w="3200"/>
+            <w:shd w:fill="F2F2F2" w:val="clear"/>
+          </w:tcPr>
+          <w:p>
+            <w:r>
+              <w:rPr>
+                <w:b/>
+                <w:bCs/>
+              </w:rPr>
+              <w:t xml:space="preserve">As of</w:t>
+            </w:r>
+          </w:p>
+        </w:tc>
+        <w:tc>
+          <w:tcPr>
+            <w:tcW w:type="dxa" w:w="5800"/>
+          </w:tcPr>
+          <w:p>
+            <w:r>
+              <w:t xml:space="preserve">2026-09-09</w:t>
+            </w:r>
+          </w:p>
+        </w:tc>
+      </w:tr>
+      <w:tr>
+        <w:tc>
+          <w:tcPr>
+            <w:tcW w:type="dxa" w:w="3200"/>
+            <w:shd w:fill="F2F2F2" w:val="clear"/>
+          </w:tcPr>
+          <w:p>
+            <w:r>
+              <w:rPr>
+                <w:b/>
+                <w:bCs/>
+              </w:rPr>
+              <w:t xml:space="preserve">Price / multiple</w:t>
+            </w:r>
+          </w:p>
+        </w:tc>
+        <w:tc>
+          <w:tcPr>
+            <w:tcW w:type="dxa" w:w="5800"/>
+          </w:tcPr>
+          <w:p>
+            <w:r>
+              <w:t xml:space="preserve">Rs 720 · 176x P/E</w:t>
+            </w:r>
+          </w:p>
+        </w:tc>
+      </w:tr>
+      <w:tr>
+        <w:tc>
+          <w:tcPr>
+            <w:tcW w:type="dxa" w:w="3200"/>
+            <w:shd w:fill="F2F2F2" w:val="clear"/>
+          </w:tcPr>
+          <w:p>
+            <w:r>
+              <w:rPr>
+                <w:b/>
+                <w:bCs/>
+              </w:rPr>
+              <w:t xml:space="preserve">Right valuation lens</w:t>
+            </w:r>
+          </w:p>
+        </w:tc>
+        <w:tc>
+          <w:tcPr>
+            <w:tcW w:type="dxa" w:w="5800"/>
+          </w:tcPr>
+          <w:p>
+            <w:r>
+              <w:t xml:space="preserve">P/E</w:t>
+            </w:r>
+          </w:p>
+        </w:tc>
+      </w:tr>
+      <w:tr>
+        <w:tc>
+          <w:tcPr>
+            <w:tcW w:type="dxa" w:w="3200"/>
+            <w:shd w:fill="F2F2F2" w:val="clear"/>
+          </w:tcPr>
+          <w:p>
+            <w:r>
+              <w:rPr>
+                <w:b/>
+                <w:bCs/>
+              </w:rPr>
+              <w:t xml:space="preserve">Price implies</w:t>
+            </w:r>
+          </w:p>
+        </w:tc>
+        <w:tc>
+          <w:tcPr>
+            <w:tcW w:type="dxa" w:w="5800"/>
+          </w:tcPr>
+          <w:p>
+            <w:r>
+              <w:t xml:space="preserve">P/E ~176 (standalone basis) prices a very steep hospital-network ramp; needs multi-year 40%+ earnings CAGR as new hospitals (India + East Africa) mature</w:t>
+            </w:r>
+          </w:p>
+        </w:tc>
+      </w:tr>
+      <w:tr>
+        <w:tc>
+          <w:tcPr>
+            <w:tcW w:type="dxa" w:w="3200"/>
+            <w:shd w:fill="F2F2F2" w:val="clear"/>
+          </w:tcPr>
+          <w:p>
+            <w:r>
+              <w:rPr>
+                <w:b/>
+                <w:bCs/>
+              </w:rPr>
+              <w:t xml:space="preserve">Our FY27</w:t>
+            </w:r>
+          </w:p>
+        </w:tc>
+        <w:tc>
+          <w:tcPr>
+            <w:tcW w:type="dxa" w:w="5800"/>
+          </w:tcPr>
+          <w:p>
+            <w:r>
+              <w:t xml:space="preserve">consolidated revenue growth on new-hospital additions and occupancy ramp; margins normalising toward mid-teens EBITDA</w:t>
+            </w:r>
+          </w:p>
+        </w:tc>
+      </w:tr>
+      <w:tr>
+        <w:tc>
+          <w:tcPr>
+            <w:tcW w:type="dxa" w:w="3200"/>
+            <w:shd w:fill="F2F2F2" w:val="clear"/>
+          </w:tcPr>
+          <w:p>
+            <w:r>
+              <w:rPr>
+                <w:b/>
+                <w:bCs/>
+              </w:rPr>
+              <w:t xml:space="preserve">Our FY28</w:t>
+            </w:r>
+          </w:p>
+        </w:tc>
+        <w:tc>
+          <w:tcPr>
+            <w:tcW w:type="dxa" w:w="5800"/>
+          </w:tcPr>
+          <w:p>
+            <w:r>
+              <w:t xml:space="preserve">operating leverage as beds mature; single-project execution and geographic (Africa) risk</w:t>
+            </w:r>
+          </w:p>
+        </w:tc>
+      </w:tr>
+      <w:tr>
+        <w:tc>
+          <w:tcPr>
+            <w:tcW w:type="dxa" w:w="3200"/>
+            <w:shd w:fill="F2F2F2" w:val="clear"/>
+          </w:tcPr>
+          <w:p>
+            <w:r>
+              <w:rPr>
+                <w:b/>
+                <w:bCs/>
+              </w:rPr>
+              <w:t xml:space="preserve">Gap direction</w:t>
+            </w:r>
+          </w:p>
+        </w:tc>
+        <w:tc>
+          <w:tcPr>
+            <w:tcW w:type="dxa" w:w="5800"/>
+          </w:tcPr>
+          <w:p>
+            <w:r>
+              <w:t xml:space="preserve">over-optimistic</w:t>
+            </w:r>
+          </w:p>
+        </w:tc>
+      </w:tr>
+      <w:tr>
+        <w:tc>
+          <w:tcPr>
+            <w:tcW w:type="dxa" w:w="3200"/>
+            <w:shd w:fill="F2F2F2" w:val="clear"/>
+          </w:tcPr>
+          <w:p>
+            <w:r>
+              <w:rPr>
+                <w:b/>
+                <w:bCs/>
+              </w:rPr>
+              <w:t xml:space="preserve">Gap type</w:t>
+            </w:r>
+          </w:p>
+        </w:tc>
+        <w:tc>
+          <w:tcPr>
+            <w:tcW w:type="dxa" w:w="5800"/>
+          </w:tcPr>
+          <w:p>
+            <w:r>
+              <w:t xml:space="preserve">new_business</w:t>
+            </w:r>
+          </w:p>
+        </w:tc>
+      </w:tr>
+      <w:tr>
+        <w:tc>
+          <w:tcPr>
+            <w:tcW w:type="dxa" w:w="3200"/>
+            <w:shd w:fill="F2F2F2" w:val="clear"/>
+          </w:tcPr>
+          <w:p>
+            <w:r>
+              <w:rPr>
+                <w:b/>
+                <w:bCs/>
+              </w:rPr>
+              <w:t xml:space="preserve">Gap magnitude</w:t>
+            </w:r>
+          </w:p>
+        </w:tc>
+        <w:tc>
+          <w:tcPr>
+            <w:tcW w:type="dxa" w:w="5800"/>
+          </w:tcPr>
+          <w:p>
+            <w:r>
+              <w:t xml:space="preserve">not estimable</w:t>
+            </w:r>
+          </w:p>
+        </w:tc>
+      </w:tr>
+      <w:tr>
+        <w:tc>
+          <w:tcPr>
+            <w:tcW w:type="dxa" w:w="3200"/>
+            <w:shd w:fill="F2F2F2" w:val="clear"/>
+          </w:tcPr>
+          <w:p>
+            <w:r>
+              <w:rPr>
+                <w:b/>
+                <w:bCs/>
+              </w:rPr>
+              <w:t xml:space="preserve">Gap basis</w:t>
+            </w:r>
+          </w:p>
+        </w:tc>
+        <w:tc>
+          <w:tcPr>
+            <w:tcW w:type="dxa" w:w="5800"/>
+          </w:tcPr>
+          <w:p>
+            <w:r>
+              <w:t xml:space="preserve">very high headline multiple on thin, mostly standalone financials; the network-expansion thesis is unproven at scale and consolidated disclosure this pass was limited.</w:t>
+            </w:r>
+          </w:p>
+        </w:tc>
+      </w:tr>
+      <w:tr>
+        <w:tc>
+          <w:tcPr>
+            <w:tcW w:type="dxa" w:w="3200"/>
+            <w:shd w:fill="F2F2F2" w:val="clear"/>
+          </w:tcPr>
+          <w:p>
+            <w:r>
+              <w:rPr>
+                <w:b/>
+                <w:bCs/>
+              </w:rPr>
+              <w:t xml:space="preserve">Evidence quality</w:t>
+            </w:r>
+          </w:p>
+        </w:tc>
+        <w:tc>
+          <w:tcPr>
+            <w:tcW w:type="dxa" w:w="5800"/>
+          </w:tcPr>
+          <w:p>
+            <w:r>
+              <w:t xml:space="preserve">weak</w:t>
+            </w:r>
+          </w:p>
+        </w:tc>
+      </w:tr>
+    </w:tbl>
+    <w:p>
+      <w:pPr>
+        <w:spacing w:after="120"/>
+      </w:pPr>
+      <w:r>
+        <w:rPr>
+          <w:i/>
+          <w:iCs/>
+          <w:color w:val="666666"/>
+          <w:sz w:val="16"/>
+          <w:szCs w:val="16"/>
+        </w:rPr>
+        <w:t xml:space="preserve">no broker consensus; implied path is a reverse-P/E estimate + screener.in forward figures + VP thread view</w:t>
+      </w:r>
+    </w:p>
+    <w:p>
+      <w:pPr>
+        <w:pStyle w:val="Heading1"/>
+        <w:spacing w:after="120" w:before="280"/>
+      </w:pPr>
+      <w:r>
+        <w:t xml:space="preserve">Ishmohit-Lens Checks (value chain · earnings quality · growth trajectory · management · quality metrics · track record · global-signal check)</w:t>
+      </w:r>
+    </w:p>
+    <w:p>
+      <w:pPr>
+        <w:spacing w:after="120"/>
+      </w:pPr>
+      <w:r>
+        <w:rPr>
+          <w:i/>
+          <w:iCs/>
+          <w:color w:val="666666"/>
+          <w:sz w:val="18"/>
+          <w:szCs w:val="18"/>
+        </w:rPr>
+        <w:t xml:space="preserve">Extra checks drawn from @ishmohit1 / SOIC methodology (playbook/ishmohit-soic-style.md): where the company sits in its value chain and what the supply side is doing, whether a margin/PAT inflection is structural or a cyclical peak, the rate-of-change of growth vs. what the multiple demands, and management quality as a positive attribute.</w:t>
+      </w:r>
+    </w:p>
+    <w:p>
+      <w:pPr>
+        <w:spacing w:after="120"/>
+      </w:pPr>
+      <w:r>
+        <w:rPr>
+          <w:b/>
+          <w:bCs/>
+          <w:sz w:val="20"/>
+          <w:szCs w:val="20"/>
+        </w:rPr>
+        <w:t xml:space="preserve">Quality metrics (ROCE · debt · FCF · margin · capex):</w:t>
+      </w:r>
+    </w:p>
+    <w:tbl>
+      <w:tblPr>
+        <w:tblW w:type="dxa" w:w="9000"/>
+        <w:tblBorders>
+          <w:top w:val="single" w:color="auto" w:sz="4"/>
+          <w:left w:val="single" w:color="auto" w:sz="4"/>
+          <w:bottom w:val="single" w:color="auto" w:sz="4"/>
+          <w:right w:val="single" w:color="auto" w:sz="4"/>
+          <w:insideH w:val="single" w:color="auto" w:sz="4"/>
+          <w:insideV w:val="single" w:color="auto" w:sz="4"/>
+        </w:tblBorders>
+      </w:tblPr>
+      <w:tblGrid>
+        <w:gridCol w:w="3200"/>
+        <w:gridCol w:w="5800"/>
+      </w:tblGrid>
+      <w:tr>
+        <w:tc>
+          <w:tcPr>
+            <w:tcW w:type="dxa" w:w="3200"/>
+            <w:shd w:fill="F2F2F2" w:val="clear"/>
+          </w:tcPr>
+          <w:p>
+            <w:r>
+              <w:rPr>
+                <w:b/>
+                <w:bCs/>
+              </w:rPr>
+              <w:t xml:space="preserve">Assessment</w:t>
+            </w:r>
+          </w:p>
+        </w:tc>
+        <w:tc>
+          <w:tcPr>
+            <w:tcW w:type="dxa" w:w="5800"/>
+          </w:tcPr>
+          <w:p>
+            <w:r>
+              <w:t xml:space="preserve">neutral</w:t>
+            </w:r>
+          </w:p>
+        </w:tc>
+      </w:tr>
+      <w:tr>
+        <w:tc>
+          <w:tcPr>
+            <w:tcW w:type="dxa" w:w="3200"/>
+            <w:shd w:fill="F2F2F2" w:val="clear"/>
+          </w:tcPr>
+          <w:p>
+            <w:r>
+              <w:rPr>
+                <w:b/>
+                <w:bCs/>
+              </w:rPr>
+              <w:t xml:space="preserve">ROCE</w:t>
+            </w:r>
+          </w:p>
+        </w:tc>
+        <w:tc>
+          <w:tcPr>
+            <w:tcW w:type="dxa" w:w="5800"/>
+          </w:tcPr>
+          <w:p>
+            <w:r>
+              <w:t xml:space="preserve">12% (unclear)</w:t>
+            </w:r>
+          </w:p>
+        </w:tc>
+      </w:tr>
+      <w:tr>
+        <w:tc>
+          <w:tcPr>
+            <w:tcW w:type="dxa" w:w="3200"/>
+            <w:shd w:fill="F2F2F2" w:val="clear"/>
+          </w:tcPr>
+          <w:p>
+            <w:r>
+              <w:rPr>
+                <w:b/>
+                <w:bCs/>
+              </w:rPr>
+              <w:t xml:space="preserve">Leverage</w:t>
+            </w:r>
+          </w:p>
+        </w:tc>
+        <w:tc>
+          <w:tcPr>
+            <w:tcW w:type="dxa" w:w="5800"/>
+          </w:tcPr>
+          <w:p>
+            <w:r>
+              <w:t xml:space="preserve">Net debt/EBITDA 0x</w:t>
+            </w:r>
+          </w:p>
+        </w:tc>
+      </w:tr>
+      <w:tr>
+        <w:tc>
+          <w:tcPr>
+            <w:tcW w:type="dxa" w:w="3200"/>
+            <w:shd w:fill="F2F2F2" w:val="clear"/>
+          </w:tcPr>
+          <w:p>
+            <w:r>
+              <w:rPr>
+                <w:b/>
+                <w:bCs/>
+              </w:rPr>
+              <w:t xml:space="preserve">FCF conversion</w:t>
+            </w:r>
+          </w:p>
+        </w:tc>
+        <w:tc>
+          <w:tcPr>
+            <w:tcW w:type="dxa" w:w="5800"/>
+          </w:tcPr>
+          <w:p>
+            <w:r>
+              <w:t xml:space="preserve">—</w:t>
+            </w:r>
+          </w:p>
+        </w:tc>
+      </w:tr>
+      <w:tr>
+        <w:tc>
+          <w:tcPr>
+            <w:tcW w:type="dxa" w:w="3200"/>
+            <w:shd w:fill="F2F2F2" w:val="clear"/>
+          </w:tcPr>
+          <w:p>
+            <w:r>
+              <w:rPr>
+                <w:b/>
+                <w:bCs/>
+              </w:rPr>
+              <w:t xml:space="preserve">Margin trend</w:t>
+            </w:r>
+          </w:p>
+        </w:tc>
+        <w:tc>
+          <w:tcPr>
+            <w:tcW w:type="dxa" w:w="5800"/>
+          </w:tcPr>
+          <w:p>
+            <w:r>
+              <w:t xml:space="preserve">unclear</w:t>
+            </w:r>
+          </w:p>
+        </w:tc>
+      </w:tr>
+      <w:tr>
+        <w:tc>
+          <w:tcPr>
+            <w:tcW w:type="dxa" w:w="3200"/>
+            <w:shd w:fill="F2F2F2" w:val="clear"/>
+          </w:tcPr>
+          <w:p>
+            <w:r>
+              <w:rPr>
+                <w:b/>
+                <w:bCs/>
+              </w:rPr>
+              <w:t xml:space="preserve">Capex efficiency</w:t>
+            </w:r>
+          </w:p>
+        </w:tc>
+        <w:tc>
+          <w:tcPr>
+            <w:tcW w:type="dxa" w:w="5800"/>
+          </w:tcPr>
+          <w:p>
+            <w:r>
+              <w:t xml:space="preserve">unclear</w:t>
+            </w:r>
+          </w:p>
+        </w:tc>
+      </w:tr>
+    </w:tbl>
+    <w:p>
+      <w:pPr>
+        <w:pStyle w:val="Heading1"/>
+        <w:spacing w:after="120" w:before="280"/>
+      </w:pPr>
+      <w:r>
         <w:t xml:space="preserve">Technical Read (Weekly / Monthly MACD + Bollinger Bands, or RSI/CCI/Williams %R proxy)</w:t>
       </w:r>
     </w:p>
@@ -590,6 +1174,34 @@
           <w:szCs w:val="24"/>
         </w:rPr>
         <w:t xml:space="preserve">10x-in-2-3-years</w:t>
+      </w:r>
+    </w:p>
+    <w:p>
+      <w:pPr>
+        <w:spacing w:after="120"/>
+      </w:pPr>
+      <w:r>
+        <w:rPr>
+          <w:color w:val="666666"/>
+          <w:sz w:val="20"/>
+          <w:szCs w:val="20"/>
+        </w:rPr>
+        <w:t xml:space="preserve">4-box gate — tailwind: yes · TAM: yes · moat: weak · valuation: no  (score 2.5 / 4)</w:t>
+      </w:r>
+    </w:p>
+    <w:p>
+      <w:pPr>
+        <w:spacing w:after="120"/>
+      </w:pPr>
+      <w:r>
+        <w:rPr>
+          <w:i/>
+          <w:iCs/>
+          <w:color w:val="666666"/>
+          <w:sz w:val="20"/>
+          <w:szCs w:val="20"/>
+        </w:rPr>
+        <w:t xml:space="preserve">1,000-bed expansion plan on debt-free Uganda-funded base is real, sizeable headroom (tailwind/tam=yes); ~50x P/E after a ~6x run (valuation=no).</w:t>
       </w:r>
     </w:p>
     <w:p>

--- a/projects/valuepickr-open-screen/docs/Unihealth Hospitals Ltd.docx
+++ b/projects/valuepickr-open-screen/docs/Unihealth Hospitals Ltd.docx
@@ -1282,6 +1282,179 @@
           <w:szCs w:val="18"/>
         </w:rPr>
         <w:t xml:space="preserve">This is independent research and analysis for informational purposes only, not personalized financial or investment advice. Past multi-bagger performance and forum/social sentiment are not indicators of future returns. Do your own due diligence before investing.</w:t>
+      </w:r>
+    </w:p>
+    <w:p/>
+    <w:p>
+      <w:r>
+        <w:rPr>
+          <w:b/>
+          <w:sz w:val="28"/>
+        </w:rPr>
+        <w:t>🔄 RESEARCH UPDATE - 2026-10-05</w:t>
+      </w:r>
+    </w:p>
+    <w:p>
+      <w:r>
+        <w:rPr>
+          <w:b/>
+        </w:rPr>
+        <w:t>📊 Key Metrics:</w:t>
+      </w:r>
+    </w:p>
+    <w:p>
+      <w:pPr>
+        <w:ind w:left="360"/>
+      </w:pPr>
+      <w:r>
+        <w:t xml:space="preserve">  • Company: Unihealth Hospitals Ltd</w:t>
+      </w:r>
+    </w:p>
+    <w:p>
+      <w:pPr>
+        <w:ind w:left="360"/>
+      </w:pPr>
+      <w:r>
+        <w:t xml:space="preserve">  • Conviction: Not rated</w:t>
+      </w:r>
+    </w:p>
+    <w:p>
+      <w:pPr>
+        <w:ind w:left="360"/>
+      </w:pPr>
+      <w:r>
+        <w:t xml:space="preserve">  • Thesis: 10x-in-2-3-years</w:t>
+      </w:r>
+    </w:p>
+    <w:p>
+      <w:pPr>
+        <w:ind w:left="360"/>
+      </w:pPr>
+      <w:r>
+        <w:t xml:space="preserve">  • 4-Box Score: 2.5</w:t>
+      </w:r>
+    </w:p>
+    <w:p>
+      <w:pPr>
+        <w:ind w:left="360"/>
+      </w:pPr>
+      <w:r>
+        <w:t xml:space="preserve">  • Research Date: 2026-09-26</w:t>
+      </w:r>
+    </w:p>
+    <w:p>
+      <w:pPr>
+        <w:ind w:left="360"/>
+      </w:pPr>
+      <w:r>
+        <w:t xml:space="preserve">  • Red Flag: None</w:t>
+      </w:r>
+    </w:p>
+    <w:p/>
+    <w:p>
+      <w:r>
+        <w:rPr>
+          <w:b/>
+        </w:rPr>
+        <w:t>📝 Verdict:</w:t>
+      </w:r>
+    </w:p>
+    <w:p>
+      <w:pPr>
+        <w:ind w:left="360"/>
+      </w:pPr>
+      <w:r>
+        <w:t>Real operating momentum and a credible bed-expansion pipeline keep a 10x case alive, but valuation, SME liquidity and the India-vehicle structure hold conviction to Low</w:t>
+      </w:r>
+    </w:p>
+    <w:p/>
+    <w:p>
+      <w:r>
+        <w:rPr>
+          <w:b/>
+        </w:rPr>
+        <w:t>📈 Bull Case:</w:t>
+      </w:r>
+    </w:p>
+    <w:p>
+      <w:pPr>
+        <w:ind w:left="360"/>
+      </w:pPr>
+      <w:r>
+        <w:t>Genuine high growth (FY26 revenue +33%) with strong returns (ROCE ~24.5%) and a mature, now debt-free, tax-advantaged Uganda core</w:t>
+      </w:r>
+    </w:p>
+    <w:p>
+      <w:pPr>
+        <w:ind w:left="360"/>
+      </w:pPr>
+      <w:r>
+        <w:t>Specific, named expansion pipeline: 350-400 beds by FY26, ~1,000 beds within two years, plus Tanzania</w:t>
+      </w:r>
+    </w:p>
+    <w:p>
+      <w:pPr>
+        <w:ind w:left="360"/>
+      </w:pPr>
+      <w:r>
+        <w:t>Victoria Hospital consolidation (July 2026) is immediately EBITDA/PAT accretive</w:t>
+      </w:r>
+    </w:p>
+    <w:p>
+      <w:pPr>
+        <w:ind w:left="360"/>
+      </w:pPr>
+      <w:r>
+        <w:t>Three 'elevated'-tier roster users actively engaged and constructive on the operating trajectory</w:t>
+      </w:r>
+    </w:p>
+    <w:p/>
+    <w:p>
+      <w:r>
+        <w:rPr>
+          <w:b/>
+        </w:rPr>
+        <w:t>📉 Bear Case:</w:t>
+      </w:r>
+    </w:p>
+    <w:p>
+      <w:pPr>
+        <w:ind w:left="360"/>
+      </w:pPr>
+      <w:r>
+        <w:t>Stock already ~6x in a year to a ~50x P/E — a lot of good news is priced in, and one community model implies only ~35% EBITDA growth to FY28E</w:t>
+      </w:r>
+    </w:p>
+    <w:p>
+      <w:pPr>
+        <w:ind w:left="360"/>
+      </w:pPr>
+      <w:r>
+        <w:t>NSE-SME listing: structurally thin liquidity for the market cap</w:t>
+      </w:r>
+    </w:p>
+    <w:p>
+      <w:pPr>
+        <w:ind w:left="360"/>
+      </w:pPr>
+      <w:r>
+        <w:t>~341 debtor days is a real working-capital drag even if partly structural to African government payment cycles</w:t>
+      </w:r>
+    </w:p>
+    <w:p>
+      <w:pPr>
+        <w:ind w:left="360"/>
+      </w:pPr>
+      <w:r>
+        <w:t>India growth vehicle only ~80-82% owned by the listed company, with promoters holding a personal minority stake — a governance structure the community itself flags as a red flag</w:t>
+      </w:r>
+    </w:p>
+    <w:p>
+      <w:pPr>
+        <w:ind w:left="360"/>
+      </w:pPr>
+      <w:r>
+        <w:t>Single-country revenue concentration (Uganda) and hard-to-verify African operations</w:t>
       </w:r>
     </w:p>
     <w:sectPr>
